--- a/seed-downloads/loan-prep-letter-kit.docx
+++ b/seed-downloads/loan-prep-letter-kit.docx
@@ -101,6 +101,203 @@
     <w:p>
       <w:r>
         <w:t>This kit gives you a clear path. It does not make a decision for the person reading your papers.</w:t>
+      </w:r>
+    </w:p>
+    <w:p>
+      <w:pPr>
+        <w:pStyle w:val="Heading1"/>
+      </w:pPr>
+      <w:r>
+        <w:t>Included Templates and Tools In This Kit</w:t>
+      </w:r>
+    </w:p>
+    <w:p>
+      <w:r>
+        <w:t>This is one direct paid download. The items below are included inside this kit; you do not need to buy them separately or use the free Studio first.</w:t>
+      </w:r>
+    </w:p>
+    <w:p>
+      <w:pPr>
+        <w:pStyle w:val="Heading2"/>
+      </w:pPr>
+      <w:r>
+        <w:t>Auto Loan Explanation Letter</w:t>
+      </w:r>
+    </w:p>
+    <w:p>
+      <w:r>
+        <w:t>Use this included tool when your situation involves auto loan explanation letter. Fill in only true facts, attach real supporting documents if useful, review the wording, and send it yourself when ready.</w:t>
+      </w:r>
+    </w:p>
+    <w:p>
+      <w:r>
+        <w:t>Template starter:</w:t>
+      </w:r>
+    </w:p>
+    <w:p>
+      <w:r>
+        <w:t>I am writing to explain or organize information related to auto loan explanation letter. The truthful facts are: [fill in your facts]. The supporting documents I am including are: [list real documents].</w:t>
+      </w:r>
+    </w:p>
+    <w:p>
+      <w:pPr>
+        <w:pStyle w:val="Heading2"/>
+      </w:pPr>
+      <w:r>
+        <w:t>Mortgage Explanation Letter</w:t>
+      </w:r>
+    </w:p>
+    <w:p>
+      <w:r>
+        <w:t>Use this included tool when your situation involves mortgage explanation letter. Fill in only true facts, attach real supporting documents if useful, review the wording, and send it yourself when ready.</w:t>
+      </w:r>
+    </w:p>
+    <w:p>
+      <w:r>
+        <w:t>Template starter:</w:t>
+      </w:r>
+    </w:p>
+    <w:p>
+      <w:r>
+        <w:t>I am writing to explain or organize information related to mortgage explanation letter. The truthful facts are: [fill in your facts]. The supporting documents I am including are: [list real documents].</w:t>
+      </w:r>
+    </w:p>
+    <w:p>
+      <w:pPr>
+        <w:pStyle w:val="Heading2"/>
+      </w:pPr>
+      <w:r>
+        <w:t>Personal Loan Explanation Letter</w:t>
+      </w:r>
+    </w:p>
+    <w:p>
+      <w:r>
+        <w:t>Use this included tool when your situation involves personal loan explanation letter. Fill in only true facts, attach real supporting documents if useful, review the wording, and send it yourself when ready.</w:t>
+      </w:r>
+    </w:p>
+    <w:p>
+      <w:r>
+        <w:t>Template starter:</w:t>
+      </w:r>
+    </w:p>
+    <w:p>
+      <w:r>
+        <w:t>I am writing to explain or organize information related to personal loan explanation letter. The truthful facts are: [fill in your facts]. The supporting documents I am including are: [list real documents].</w:t>
+      </w:r>
+    </w:p>
+    <w:p>
+      <w:pPr>
+        <w:pStyle w:val="Heading2"/>
+      </w:pPr>
+      <w:r>
+        <w:t>Income Explanation Letter</w:t>
+      </w:r>
+    </w:p>
+    <w:p>
+      <w:r>
+        <w:t>Use this included tool when your situation involves income explanation letter. Fill in only true facts, attach real supporting documents if useful, review the wording, and send it yourself when ready.</w:t>
+      </w:r>
+    </w:p>
+    <w:p>
+      <w:r>
+        <w:t>Template starter:</w:t>
+      </w:r>
+    </w:p>
+    <w:p>
+      <w:r>
+        <w:t>I am writing to explain or organize information related to income explanation letter. The truthful facts are: [fill in your facts]. The supporting documents I am including are: [list real documents].</w:t>
+      </w:r>
+    </w:p>
+    <w:p>
+      <w:pPr>
+        <w:pStyle w:val="Heading2"/>
+      </w:pPr>
+      <w:r>
+        <w:t>Credit Explanation Letter</w:t>
+      </w:r>
+    </w:p>
+    <w:p>
+      <w:r>
+        <w:t>Use this included tool when your situation involves credit explanation letter. Fill in only true facts, attach real supporting documents if useful, review the wording, and send it yourself when ready.</w:t>
+      </w:r>
+    </w:p>
+    <w:p>
+      <w:r>
+        <w:t>Template starter:</w:t>
+      </w:r>
+    </w:p>
+    <w:p>
+      <w:r>
+        <w:t>I am writing to explain or organize information related to credit explanation letter. The truthful facts are: [fill in your facts]. The supporting documents I am including are: [list real documents].</w:t>
+      </w:r>
+    </w:p>
+    <w:p>
+      <w:pPr>
+        <w:pStyle w:val="Heading2"/>
+      </w:pPr>
+      <w:r>
+        <w:t>Bank Statement Explanation Letter</w:t>
+      </w:r>
+    </w:p>
+    <w:p>
+      <w:r>
+        <w:t>Use this included tool when your situation involves bank statement explanation letter. Fill in only true facts, attach real supporting documents if useful, review the wording, and send it yourself when ready.</w:t>
+      </w:r>
+    </w:p>
+    <w:p>
+      <w:r>
+        <w:t>Template starter:</w:t>
+      </w:r>
+    </w:p>
+    <w:p>
+      <w:r>
+        <w:t>I am writing to explain or organize information related to bank statement explanation letter. The truthful facts are: [fill in your facts]. The supporting documents I am including are: [list real documents].</w:t>
+      </w:r>
+    </w:p>
+    <w:p>
+      <w:pPr>
+        <w:pStyle w:val="Heading2"/>
+      </w:pPr>
+      <w:r>
+        <w:t>Loan Document Checklist</w:t>
+      </w:r>
+    </w:p>
+    <w:p>
+      <w:r>
+        <w:t>Use this included tool when your situation involves loan document checklist. Fill in only true facts, attach real supporting documents if useful, review the wording, and send it yourself when ready.</w:t>
+      </w:r>
+    </w:p>
+    <w:p>
+      <w:r>
+        <w:t>Template starter:</w:t>
+      </w:r>
+    </w:p>
+    <w:p>
+      <w:r>
+        <w:t>I am writing to explain or organize information related to loan document checklist. The truthful facts are: [fill in your facts]. The supporting documents I am including are: [list real documents].</w:t>
+      </w:r>
+    </w:p>
+    <w:p>
+      <w:pPr>
+        <w:pStyle w:val="Heading2"/>
+      </w:pPr>
+      <w:r>
+        <w:t>Lender Follow-Up Letter</w:t>
+      </w:r>
+    </w:p>
+    <w:p>
+      <w:r>
+        <w:t>Use this included tool when your situation involves lender follow-up letter. Fill in only true facts, attach real supporting documents if useful, review the wording, and send it yourself when ready.</w:t>
+      </w:r>
+    </w:p>
+    <w:p>
+      <w:r>
+        <w:t>Template starter:</w:t>
+      </w:r>
+    </w:p>
+    <w:p>
+      <w:r>
+        <w:t>I am writing to explain or organize information related to lender follow-up letter. The truthful facts are: [fill in your facts]. The supporting documents I am including are: [list real documents].</w:t>
       </w:r>
     </w:p>
     <w:p>
